--- a/mmdetection/6.MMDetection-Docker环境配置.docx
+++ b/mmdetection/6.MMDetection-Docker环境配置.docx
@@ -824,671 +824,6 @@
             </a:graphic>
           </wp:inline>
         </w:drawing>
-      </w:r>
-    </w:p>
-    <w:tbl>
-      <w:tblPr>
-        <w:tblStyle w:val="3"/>
-        <w:tblW w:w="0" w:type="auto"/>
-        <w:tblInd w:w="0" w:type="dxa"/>
-        <w:tblBorders>
-          <w:top w:val="single" w:color="auto" w:sz="4" w:space="0"/>
-          <w:left w:val="single" w:color="auto" w:sz="4" w:space="0"/>
-          <w:bottom w:val="single" w:color="auto" w:sz="4" w:space="0"/>
-          <w:right w:val="single" w:color="auto" w:sz="4" w:space="0"/>
-          <w:insideH w:val="single" w:color="auto" w:sz="4" w:space="0"/>
-          <w:insideV w:val="single" w:color="auto" w:sz="4" w:space="0"/>
-        </w:tblBorders>
-        <w:tblLayout w:type="autofit"/>
-        <w:tblCellMar>
-          <w:left w:w="108" w:type="dxa"/>
-          <w:right w:w="108" w:type="dxa"/>
-        </w:tblCellMar>
-      </w:tblPr>
-      <w:tblGrid>
-        <w:gridCol w:w="8522"/>
-      </w:tblGrid>
-      <w:tr>
-        <w:tblPrEx>
-          <w:tblBorders>
-            <w:top w:val="single" w:color="auto" w:sz="4" w:space="0"/>
-            <w:left w:val="single" w:color="auto" w:sz="4" w:space="0"/>
-            <w:bottom w:val="single" w:color="auto" w:sz="4" w:space="0"/>
-            <w:right w:val="single" w:color="auto" w:sz="4" w:space="0"/>
-            <w:insideH w:val="single" w:color="auto" w:sz="4" w:space="0"/>
-            <w:insideV w:val="single" w:color="auto" w:sz="4" w:space="0"/>
-          </w:tblBorders>
-          <w:tblCellMar>
-            <w:left w:w="108" w:type="dxa"/>
-            <w:right w:w="108" w:type="dxa"/>
-          </w:tblCellMar>
-        </w:tblPrEx>
-        <w:tc>
-          <w:tcPr>
-            <w:tcW w:w="8522" w:type="dxa"/>
-          </w:tcPr>
-          <w:p>
-            <w:pPr>
-              <w:numPr>
-                <w:ilvl w:val="0"/>
-                <w:numId w:val="0"/>
-              </w:numPr>
-              <w:rPr>
-                <w:rFonts w:hint="default"/>
-                <w:vertAlign w:val="baseline"/>
-              </w:rPr>
-            </w:pPr>
-            <w:r>
-              <w:rPr>
-                <w:rFonts w:hint="default"/>
-                <w:vertAlign w:val="baseline"/>
-              </w:rPr>
-              <w:t>FROM continuumio/miniconda3</w:t>
-            </w:r>
-          </w:p>
-          <w:p>
-            <w:pPr>
-              <w:numPr>
-                <w:ilvl w:val="0"/>
-                <w:numId w:val="0"/>
-              </w:numPr>
-              <w:rPr>
-                <w:rFonts w:hint="default"/>
-                <w:vertAlign w:val="baseline"/>
-              </w:rPr>
-            </w:pPr>
-          </w:p>
-          <w:p>
-            <w:pPr>
-              <w:numPr>
-                <w:ilvl w:val="0"/>
-                <w:numId w:val="0"/>
-              </w:numPr>
-              <w:rPr>
-                <w:rFonts w:hint="default"/>
-                <w:vertAlign w:val="baseline"/>
-              </w:rPr>
-            </w:pPr>
-            <w:r>
-              <w:rPr>
-                <w:rFonts w:hint="default"/>
-                <w:vertAlign w:val="baseline"/>
-              </w:rPr>
-              <w:t>WORKDIR /app</w:t>
-            </w:r>
-          </w:p>
-          <w:p>
-            <w:pPr>
-              <w:numPr>
-                <w:ilvl w:val="0"/>
-                <w:numId w:val="0"/>
-              </w:numPr>
-              <w:rPr>
-                <w:rFonts w:hint="default"/>
-                <w:vertAlign w:val="baseline"/>
-              </w:rPr>
-            </w:pPr>
-          </w:p>
-          <w:p>
-            <w:pPr>
-              <w:numPr>
-                <w:ilvl w:val="0"/>
-                <w:numId w:val="0"/>
-              </w:numPr>
-              <w:rPr>
-                <w:rFonts w:hint="default"/>
-                <w:vertAlign w:val="baseline"/>
-              </w:rPr>
-            </w:pPr>
-            <w:r>
-              <w:rPr>
-                <w:rFonts w:hint="default"/>
-                <w:vertAlign w:val="baseline"/>
-              </w:rPr>
-              <w:t># 1. 安装编译工具和 OpenCV 依赖（修正后的包名）</w:t>
-            </w:r>
-          </w:p>
-          <w:p>
-            <w:pPr>
-              <w:numPr>
-                <w:ilvl w:val="0"/>
-                <w:numId w:val="0"/>
-              </w:numPr>
-              <w:rPr>
-                <w:rFonts w:hint="default"/>
-                <w:vertAlign w:val="baseline"/>
-              </w:rPr>
-            </w:pPr>
-            <w:r>
-              <w:rPr>
-                <w:rFonts w:hint="default"/>
-                <w:vertAlign w:val="baseline"/>
-              </w:rPr>
-              <w:t>RUN apt-get update &amp;&amp; apt-get install -y \</w:t>
-            </w:r>
-          </w:p>
-          <w:p>
-            <w:pPr>
-              <w:numPr>
-                <w:ilvl w:val="0"/>
-                <w:numId w:val="0"/>
-              </w:numPr>
-              <w:rPr>
-                <w:rFonts w:hint="default"/>
-                <w:vertAlign w:val="baseline"/>
-              </w:rPr>
-            </w:pPr>
-            <w:r>
-              <w:rPr>
-                <w:rFonts w:hint="default"/>
-                <w:vertAlign w:val="baseline"/>
-              </w:rPr>
-              <w:t xml:space="preserve">    build-essential \</w:t>
-            </w:r>
-          </w:p>
-          <w:p>
-            <w:pPr>
-              <w:numPr>
-                <w:ilvl w:val="0"/>
-                <w:numId w:val="0"/>
-              </w:numPr>
-              <w:rPr>
-                <w:rFonts w:hint="default"/>
-                <w:vertAlign w:val="baseline"/>
-              </w:rPr>
-            </w:pPr>
-            <w:r>
-              <w:rPr>
-                <w:rFonts w:hint="default"/>
-                <w:vertAlign w:val="baseline"/>
-              </w:rPr>
-              <w:t xml:space="preserve">    cmake \</w:t>
-            </w:r>
-          </w:p>
-          <w:p>
-            <w:pPr>
-              <w:numPr>
-                <w:ilvl w:val="0"/>
-                <w:numId w:val="0"/>
-              </w:numPr>
-              <w:rPr>
-                <w:rFonts w:hint="default"/>
-                <w:vertAlign w:val="baseline"/>
-              </w:rPr>
-            </w:pPr>
-            <w:r>
-              <w:rPr>
-                <w:rFonts w:hint="default"/>
-                <w:vertAlign w:val="baseline"/>
-              </w:rPr>
-              <w:t xml:space="preserve">    libgl1 \</w:t>
-            </w:r>
-          </w:p>
-          <w:p>
-            <w:pPr>
-              <w:numPr>
-                <w:ilvl w:val="0"/>
-                <w:numId w:val="0"/>
-              </w:numPr>
-              <w:rPr>
-                <w:rFonts w:hint="default"/>
-                <w:vertAlign w:val="baseline"/>
-              </w:rPr>
-            </w:pPr>
-            <w:r>
-              <w:rPr>
-                <w:rFonts w:hint="default"/>
-                <w:vertAlign w:val="baseline"/>
-              </w:rPr>
-              <w:t xml:space="preserve">    libglib2.0-0 \</w:t>
-            </w:r>
-          </w:p>
-          <w:p>
-            <w:pPr>
-              <w:numPr>
-                <w:ilvl w:val="0"/>
-                <w:numId w:val="0"/>
-              </w:numPr>
-              <w:rPr>
-                <w:rFonts w:hint="default"/>
-                <w:vertAlign w:val="baseline"/>
-              </w:rPr>
-            </w:pPr>
-            <w:r>
-              <w:rPr>
-                <w:rFonts w:hint="default"/>
-                <w:vertAlign w:val="baseline"/>
-              </w:rPr>
-              <w:t xml:space="preserve">    libsm6 \</w:t>
-            </w:r>
-          </w:p>
-          <w:p>
-            <w:pPr>
-              <w:numPr>
-                <w:ilvl w:val="0"/>
-                <w:numId w:val="0"/>
-              </w:numPr>
-              <w:rPr>
-                <w:rFonts w:hint="default"/>
-                <w:vertAlign w:val="baseline"/>
-              </w:rPr>
-            </w:pPr>
-            <w:r>
-              <w:rPr>
-                <w:rFonts w:hint="default"/>
-                <w:vertAlign w:val="baseline"/>
-              </w:rPr>
-              <w:t xml:space="preserve">    libxext6 \</w:t>
-            </w:r>
-          </w:p>
-          <w:p>
-            <w:pPr>
-              <w:numPr>
-                <w:ilvl w:val="0"/>
-                <w:numId w:val="0"/>
-              </w:numPr>
-              <w:rPr>
-                <w:rFonts w:hint="default"/>
-                <w:vertAlign w:val="baseline"/>
-              </w:rPr>
-            </w:pPr>
-            <w:r>
-              <w:rPr>
-                <w:rFonts w:hint="default"/>
-                <w:vertAlign w:val="baseline"/>
-              </w:rPr>
-              <w:t xml:space="preserve">    libxrender-dev \</w:t>
-            </w:r>
-          </w:p>
-          <w:p>
-            <w:pPr>
-              <w:numPr>
-                <w:ilvl w:val="0"/>
-                <w:numId w:val="0"/>
-              </w:numPr>
-              <w:rPr>
-                <w:rFonts w:hint="default"/>
-                <w:vertAlign w:val="baseline"/>
-              </w:rPr>
-            </w:pPr>
-            <w:r>
-              <w:rPr>
-                <w:rFonts w:hint="default"/>
-                <w:vertAlign w:val="baseline"/>
-              </w:rPr>
-              <w:t xml:space="preserve">    &amp;&amp; rm -rf /var/lib/apt/lists/*</w:t>
-            </w:r>
-          </w:p>
-          <w:p>
-            <w:pPr>
-              <w:numPr>
-                <w:ilvl w:val="0"/>
-                <w:numId w:val="0"/>
-              </w:numPr>
-              <w:rPr>
-                <w:rFonts w:hint="default"/>
-                <w:vertAlign w:val="baseline"/>
-              </w:rPr>
-            </w:pPr>
-          </w:p>
-          <w:p>
-            <w:pPr>
-              <w:numPr>
-                <w:ilvl w:val="0"/>
-                <w:numId w:val="0"/>
-              </w:numPr>
-              <w:rPr>
-                <w:rFonts w:hint="default"/>
-                <w:vertAlign w:val="baseline"/>
-              </w:rPr>
-            </w:pPr>
-            <w:r>
-              <w:rPr>
-                <w:rFonts w:hint="default"/>
-                <w:vertAlign w:val="baseline"/>
-              </w:rPr>
-              <w:t># 2. 创建 Conda 环境并安装 PyTorch（CUDA 11.3）</w:t>
-            </w:r>
-          </w:p>
-          <w:p>
-            <w:pPr>
-              <w:numPr>
-                <w:ilvl w:val="0"/>
-                <w:numId w:val="0"/>
-              </w:numPr>
-              <w:rPr>
-                <w:rFonts w:hint="default"/>
-                <w:vertAlign w:val="baseline"/>
-              </w:rPr>
-            </w:pPr>
-            <w:r>
-              <w:rPr>
-                <w:rFonts w:hint="default"/>
-                <w:vertAlign w:val="baseline"/>
-              </w:rPr>
-              <w:t>RUN conda create -n openmmlab python=3.8 -y &amp;&amp; \</w:t>
-            </w:r>
-          </w:p>
-          <w:p>
-            <w:pPr>
-              <w:numPr>
-                <w:ilvl w:val="0"/>
-                <w:numId w:val="0"/>
-              </w:numPr>
-              <w:rPr>
-                <w:rFonts w:hint="default"/>
-                <w:vertAlign w:val="baseline"/>
-              </w:rPr>
-            </w:pPr>
-            <w:r>
-              <w:rPr>
-                <w:rFonts w:hint="default"/>
-                <w:vertAlign w:val="baseline"/>
-              </w:rPr>
-              <w:t xml:space="preserve">    conda run -n openmmlab conda install pytorch torchvision torchaudio cudatoolkit=11.3 -c pytorch -y</w:t>
-            </w:r>
-          </w:p>
-          <w:p>
-            <w:pPr>
-              <w:numPr>
-                <w:ilvl w:val="0"/>
-                <w:numId w:val="0"/>
-              </w:numPr>
-              <w:rPr>
-                <w:rFonts w:hint="default"/>
-                <w:vertAlign w:val="baseline"/>
-              </w:rPr>
-            </w:pPr>
-          </w:p>
-          <w:p>
-            <w:pPr>
-              <w:numPr>
-                <w:ilvl w:val="0"/>
-                <w:numId w:val="0"/>
-              </w:numPr>
-              <w:rPr>
-                <w:rFonts w:hint="default"/>
-                <w:vertAlign w:val="baseline"/>
-              </w:rPr>
-            </w:pPr>
-            <w:r>
-              <w:rPr>
-                <w:rFonts w:hint="default"/>
-                <w:vertAlign w:val="baseline"/>
-              </w:rPr>
-              <w:t># 3. 复制源码到镜像</w:t>
-            </w:r>
-          </w:p>
-          <w:p>
-            <w:pPr>
-              <w:numPr>
-                <w:ilvl w:val="0"/>
-                <w:numId w:val="0"/>
-              </w:numPr>
-              <w:rPr>
-                <w:rFonts w:hint="default"/>
-                <w:vertAlign w:val="baseline"/>
-              </w:rPr>
-            </w:pPr>
-            <w:r>
-              <w:rPr>
-                <w:rFonts w:hint="default"/>
-                <w:vertAlign w:val="baseline"/>
-              </w:rPr>
-              <w:t>COPY . /app/mmdetection</w:t>
-            </w:r>
-          </w:p>
-          <w:p>
-            <w:pPr>
-              <w:numPr>
-                <w:ilvl w:val="0"/>
-                <w:numId w:val="0"/>
-              </w:numPr>
-              <w:rPr>
-                <w:rFonts w:hint="default"/>
-                <w:vertAlign w:val="baseline"/>
-              </w:rPr>
-            </w:pPr>
-          </w:p>
-          <w:p>
-            <w:pPr>
-              <w:numPr>
-                <w:ilvl w:val="0"/>
-                <w:numId w:val="0"/>
-              </w:numPr>
-              <w:rPr>
-                <w:rFonts w:hint="default"/>
-                <w:vertAlign w:val="baseline"/>
-              </w:rPr>
-            </w:pPr>
-            <w:r>
-              <w:rPr>
-                <w:rFonts w:hint="default"/>
-                <w:vertAlign w:val="baseline"/>
-              </w:rPr>
-              <w:t># 4. 安装 MMDetection（-e 开发模式）</w:t>
-            </w:r>
-          </w:p>
-          <w:p>
-            <w:pPr>
-              <w:numPr>
-                <w:ilvl w:val="0"/>
-                <w:numId w:val="0"/>
-              </w:numPr>
-              <w:rPr>
-                <w:rFonts w:hint="default"/>
-                <w:vertAlign w:val="baseline"/>
-              </w:rPr>
-            </w:pPr>
-            <w:r>
-              <w:rPr>
-                <w:rFonts w:hint="default"/>
-                <w:vertAlign w:val="baseline"/>
-              </w:rPr>
-              <w:t>RUN conda run -n openmmlab pip install -e /app/mmdetection</w:t>
-            </w:r>
-          </w:p>
-          <w:p>
-            <w:pPr>
-              <w:numPr>
-                <w:ilvl w:val="0"/>
-                <w:numId w:val="0"/>
-              </w:numPr>
-              <w:rPr>
-                <w:rFonts w:hint="default"/>
-                <w:vertAlign w:val="baseline"/>
-              </w:rPr>
-            </w:pPr>
-          </w:p>
-          <w:p>
-            <w:pPr>
-              <w:numPr>
-                <w:ilvl w:val="0"/>
-                <w:numId w:val="0"/>
-              </w:numPr>
-              <w:rPr>
-                <w:rFonts w:hint="default"/>
-                <w:vertAlign w:val="baseline"/>
-              </w:rPr>
-            </w:pPr>
-            <w:r>
-              <w:rPr>
-                <w:rFonts w:hint="default"/>
-                <w:vertAlign w:val="baseline"/>
-              </w:rPr>
-              <w:t># 显式安装 mmcv 和 mmengine（避免依赖解析失败）</w:t>
-            </w:r>
-          </w:p>
-          <w:p>
-            <w:pPr>
-              <w:numPr>
-                <w:ilvl w:val="0"/>
-                <w:numId w:val="0"/>
-              </w:numPr>
-              <w:rPr>
-                <w:rFonts w:hint="default"/>
-                <w:vertAlign w:val="baseline"/>
-              </w:rPr>
-            </w:pPr>
-            <w:r>
-              <w:rPr>
-                <w:rFonts w:hint="default"/>
-                <w:vertAlign w:val="baseline"/>
-              </w:rPr>
-              <w:t>RUN conda run -n openmmlab pip install mmcv==2.1.0 mmengine==0.10.7</w:t>
-            </w:r>
-          </w:p>
-          <w:p>
-            <w:pPr>
-              <w:numPr>
-                <w:ilvl w:val="0"/>
-                <w:numId w:val="0"/>
-              </w:numPr>
-              <w:rPr>
-                <w:rFonts w:hint="default"/>
-                <w:vertAlign w:val="baseline"/>
-              </w:rPr>
-            </w:pPr>
-          </w:p>
-          <w:p>
-            <w:pPr>
-              <w:numPr>
-                <w:ilvl w:val="0"/>
-                <w:numId w:val="0"/>
-              </w:numPr>
-              <w:rPr>
-                <w:rFonts w:hint="default"/>
-                <w:vertAlign w:val="baseline"/>
-              </w:rPr>
-            </w:pPr>
-            <w:r>
-              <w:rPr>
-                <w:rFonts w:hint="default"/>
-                <w:vertAlign w:val="baseline"/>
-              </w:rPr>
-              <w:t># 5. 激活环境</w:t>
-            </w:r>
-          </w:p>
-          <w:p>
-            <w:pPr>
-              <w:numPr>
-                <w:ilvl w:val="0"/>
-                <w:numId w:val="0"/>
-              </w:numPr>
-              <w:rPr>
-                <w:rFonts w:hint="default"/>
-                <w:vertAlign w:val="baseline"/>
-              </w:rPr>
-            </w:pPr>
-            <w:r>
-              <w:rPr>
-                <w:rFonts w:hint="default"/>
-                <w:vertAlign w:val="baseline"/>
-              </w:rPr>
-              <w:t>ENV PATH="/opt/conda/envs/openmmlab/bin:$PATH"</w:t>
-            </w:r>
-          </w:p>
-          <w:p>
-            <w:pPr>
-              <w:numPr>
-                <w:ilvl w:val="0"/>
-                <w:numId w:val="0"/>
-              </w:numPr>
-              <w:rPr>
-                <w:rFonts w:hint="default"/>
-                <w:vertAlign w:val="baseline"/>
-              </w:rPr>
-            </w:pPr>
-          </w:p>
-          <w:p>
-            <w:pPr>
-              <w:numPr>
-                <w:ilvl w:val="0"/>
-                <w:numId w:val="0"/>
-              </w:numPr>
-              <w:rPr>
-                <w:vertAlign w:val="baseline"/>
-              </w:rPr>
-            </w:pPr>
-            <w:r>
-              <w:rPr>
-                <w:rFonts w:hint="default"/>
-                <w:vertAlign w:val="baseline"/>
-              </w:rPr>
-              <w:t>CMD ["/bin/bash"]</w:t>
-            </w:r>
-          </w:p>
-        </w:tc>
-      </w:tr>
-    </w:tbl>
-    <w:p>
-      <w:pPr>
-        <w:numPr>
-          <w:ilvl w:val="0"/>
-          <w:numId w:val="0"/>
-        </w:numPr>
-        <w:ind w:leftChars="0"/>
-      </w:pPr>
-      <w:r>
-        <w:drawing>
-          <wp:inline distT="0" distB="0" distL="114300" distR="114300">
-            <wp:extent cx="5267325" cy="2106295"/>
-            <wp:effectExtent l="0" t="0" r="3175" b="1905"/>
-            <wp:docPr id="1" name="图片 1"/>
-            <wp:cNvGraphicFramePr>
-              <a:graphicFrameLocks xmlns:a="http://schemas.openxmlformats.org/drawingml/2006/main" noChangeAspect="1"/>
-            </wp:cNvGraphicFramePr>
-            <a:graphic xmlns:a="http://schemas.openxmlformats.org/drawingml/2006/main">
-              <a:graphicData uri="http://schemas.openxmlformats.org/drawingml/2006/picture">
-                <pic:pic xmlns:pic="http://schemas.openxmlformats.org/drawingml/2006/picture">
-                  <pic:nvPicPr>
-                    <pic:cNvPr id="1" name="图片 1"/>
-                    <pic:cNvPicPr>
-                      <a:picLocks noChangeAspect="1"/>
-                    </pic:cNvPicPr>
-                  </pic:nvPicPr>
-                  <pic:blipFill>
-                    <a:blip r:embed="rId17"/>
-                    <a:stretch>
-                      <a:fillRect/>
-                    </a:stretch>
-                  </pic:blipFill>
-                  <pic:spPr>
-                    <a:xfrm>
-                      <a:off x="0" y="0"/>
-                      <a:ext cx="5267325" cy="2106295"/>
-                    </a:xfrm>
-                    <a:prstGeom prst="rect">
-                      <a:avLst/>
-                    </a:prstGeom>
-                    <a:noFill/>
-                    <a:ln>
-                      <a:noFill/>
-                    </a:ln>
-                  </pic:spPr>
-                </pic:pic>
-              </a:graphicData>
-            </a:graphic>
-          </wp:inline>
-        </w:drawing>
-      </w:r>
-    </w:p>
-    <w:p>
-      <w:pPr>
-        <w:widowControl w:val="0"/>
-        <w:numPr>
-          <w:ilvl w:val="0"/>
-          <w:numId w:val="1"/>
-        </w:numPr>
-        <w:ind w:left="425" w:leftChars="0" w:hanging="425" w:firstLineChars="0"/>
-        <w:jc w:val="both"/>
-      </w:pPr>
-      <w:r>
-        <w:rPr>
-          <w:rFonts w:hint="eastAsia"/>
-          <w:lang w:val="en-US" w:eastAsia="zh-CN"/>
-        </w:rPr>
-        <w:t>将本地的 MMDetection 代码挂载到容器内运行，就是将宿主机目录和容器内目录相连。</w:t>
       </w:r>
     </w:p>
     <w:tbl>
@@ -1538,123 +873,652 @@
           </w:tcPr>
           <w:p>
             <w:pPr>
-              <w:widowControl w:val="0"/>
-              <w:numPr>
-                <w:ilvl w:val="0"/>
-                <w:numId w:val="0"/>
-              </w:numPr>
-              <w:jc w:val="both"/>
-              <w:rPr>
-                <w:rFonts w:hint="default"/>
-                <w:vertAlign w:val="baseline"/>
-              </w:rPr>
-            </w:pPr>
-            <w:r>
-              <w:rPr>
-                <w:rFonts w:hint="default"/>
-                <w:vertAlign w:val="baseline"/>
-              </w:rPr>
-              <w:t>docker run -it --rm</w:t>
-            </w:r>
-          </w:p>
-          <w:p>
-            <w:pPr>
-              <w:widowControl w:val="0"/>
-              <w:numPr>
-                <w:ilvl w:val="0"/>
-                <w:numId w:val="0"/>
-              </w:numPr>
-              <w:jc w:val="both"/>
-              <w:rPr>
-                <w:rFonts w:hint="default"/>
-                <w:vertAlign w:val="baseline"/>
-              </w:rPr>
-            </w:pPr>
-            <w:r>
-              <w:rPr>
-                <w:rFonts w:hint="default"/>
-                <w:vertAlign w:val="baseline"/>
-              </w:rPr>
-              <w:t xml:space="preserve">    -v D:\mmdetection-3.2.0\mmdetection-3.2.0:/app/mmdetection</w:t>
-            </w:r>
-          </w:p>
-          <w:p>
-            <w:pPr>
-              <w:widowControl w:val="0"/>
-              <w:numPr>
-                <w:ilvl w:val="0"/>
-                <w:numId w:val="0"/>
-              </w:numPr>
-              <w:jc w:val="both"/>
-              <w:rPr>
-                <w:rFonts w:hint="default"/>
-                <w:vertAlign w:val="baseline"/>
-              </w:rPr>
-            </w:pPr>
-            <w:r>
-              <w:rPr>
-                <w:rFonts w:hint="default"/>
-                <w:vertAlign w:val="baseline"/>
-              </w:rPr>
-              <w:t xml:space="preserve">    -w /app/mmdetection</w:t>
-            </w:r>
-          </w:p>
-          <w:p>
-            <w:pPr>
-              <w:widowControl w:val="0"/>
-              <w:numPr>
-                <w:ilvl w:val="0"/>
-                <w:numId w:val="0"/>
-              </w:numPr>
-              <w:jc w:val="both"/>
-              <w:rPr>
-                <w:rFonts w:hint="default"/>
-                <w:vertAlign w:val="baseline"/>
-              </w:rPr>
-            </w:pPr>
-            <w:r>
-              <w:rPr>
-                <w:rFonts w:hint="default"/>
-                <w:vertAlign w:val="baseline"/>
-              </w:rPr>
-              <w:t xml:space="preserve">    mmdetection-env</w:t>
-            </w:r>
-          </w:p>
-          <w:p>
-            <w:pPr>
-              <w:keepNext w:val="0"/>
-              <w:keepLines w:val="0"/>
-              <w:pageBreakBefore w:val="0"/>
-              <w:widowControl w:val="0"/>
-              <w:numPr>
-                <w:ilvl w:val="0"/>
-                <w:numId w:val="0"/>
-              </w:numPr>
-              <w:kinsoku/>
-              <w:wordWrap w:val="0"/>
-              <w:overflowPunct/>
-              <w:topLinePunct w:val="0"/>
-              <w:autoSpaceDE/>
-              <w:autoSpaceDN/>
-              <w:bidi w:val="0"/>
-              <w:adjustRightInd/>
-              <w:snapToGrid/>
-              <w:jc w:val="both"/>
-              <w:textAlignment w:val="auto"/>
-              <w:rPr>
-                <w:vertAlign w:val="baseline"/>
-              </w:rPr>
-            </w:pPr>
-            <w:r>
-              <w:rPr>
-                <w:rFonts w:hint="default"/>
-                <w:vertAlign w:val="baseline"/>
-              </w:rPr>
-              <w:t xml:space="preserve">    python tools/test.py configs/yolox/yolox_s_8xb8-300e_coco_MFT25-BT.py work_dirs/epoch_50.pth --show-dir output_images</w:t>
+              <w:numPr>
+                <w:ilvl w:val="0"/>
+                <w:numId w:val="0"/>
+              </w:numPr>
+              <w:rPr>
+                <w:rFonts w:hint="default"/>
+                <w:vertAlign w:val="baseline"/>
+              </w:rPr>
+            </w:pPr>
+            <w:r>
+              <w:rPr>
+                <w:rFonts w:hint="default"/>
+                <w:vertAlign w:val="baseline"/>
+              </w:rPr>
+              <w:t>FROM continuumio/miniconda3</w:t>
+            </w:r>
+          </w:p>
+          <w:p>
+            <w:pPr>
+              <w:numPr>
+                <w:ilvl w:val="0"/>
+                <w:numId w:val="0"/>
+              </w:numPr>
+              <w:rPr>
+                <w:rFonts w:hint="default"/>
+                <w:vertAlign w:val="baseline"/>
+              </w:rPr>
+            </w:pPr>
+          </w:p>
+          <w:p>
+            <w:pPr>
+              <w:numPr>
+                <w:ilvl w:val="0"/>
+                <w:numId w:val="0"/>
+              </w:numPr>
+              <w:rPr>
+                <w:rFonts w:hint="default"/>
+                <w:vertAlign w:val="baseline"/>
+              </w:rPr>
+            </w:pPr>
+            <w:r>
+              <w:rPr>
+                <w:rFonts w:hint="default"/>
+                <w:vertAlign w:val="baseline"/>
+              </w:rPr>
+              <w:t>WORKDIR /app</w:t>
+            </w:r>
+          </w:p>
+          <w:p>
+            <w:pPr>
+              <w:numPr>
+                <w:ilvl w:val="0"/>
+                <w:numId w:val="0"/>
+              </w:numPr>
+              <w:rPr>
+                <w:rFonts w:hint="default"/>
+                <w:vertAlign w:val="baseline"/>
+              </w:rPr>
+            </w:pPr>
+          </w:p>
+          <w:p>
+            <w:pPr>
+              <w:numPr>
+                <w:ilvl w:val="0"/>
+                <w:numId w:val="0"/>
+              </w:numPr>
+              <w:rPr>
+                <w:rFonts w:hint="default"/>
+                <w:vertAlign w:val="baseline"/>
+              </w:rPr>
+            </w:pPr>
+            <w:r>
+              <w:rPr>
+                <w:rFonts w:hint="default"/>
+                <w:vertAlign w:val="baseline"/>
+              </w:rPr>
+              <w:t># 1. 安装编译工具和 OpenCV 依赖（修正后的包名）</w:t>
+            </w:r>
+          </w:p>
+          <w:p>
+            <w:pPr>
+              <w:numPr>
+                <w:ilvl w:val="0"/>
+                <w:numId w:val="0"/>
+              </w:numPr>
+              <w:rPr>
+                <w:rFonts w:hint="default"/>
+                <w:vertAlign w:val="baseline"/>
+              </w:rPr>
+            </w:pPr>
+            <w:r>
+              <w:rPr>
+                <w:rFonts w:hint="default"/>
+                <w:vertAlign w:val="baseline"/>
+              </w:rPr>
+              <w:t>RUN apt-get update &amp;&amp; apt-get install -y \</w:t>
+            </w:r>
+          </w:p>
+          <w:p>
+            <w:pPr>
+              <w:numPr>
+                <w:ilvl w:val="0"/>
+                <w:numId w:val="0"/>
+              </w:numPr>
+              <w:rPr>
+                <w:rFonts w:hint="default"/>
+                <w:vertAlign w:val="baseline"/>
+              </w:rPr>
+            </w:pPr>
+            <w:r>
+              <w:rPr>
+                <w:rFonts w:hint="default"/>
+                <w:vertAlign w:val="baseline"/>
+              </w:rPr>
+              <w:t xml:space="preserve">    build-essential \</w:t>
+            </w:r>
+          </w:p>
+          <w:p>
+            <w:pPr>
+              <w:numPr>
+                <w:ilvl w:val="0"/>
+                <w:numId w:val="0"/>
+              </w:numPr>
+              <w:rPr>
+                <w:rFonts w:hint="default"/>
+                <w:vertAlign w:val="baseline"/>
+              </w:rPr>
+            </w:pPr>
+            <w:r>
+              <w:rPr>
+                <w:rFonts w:hint="default"/>
+                <w:vertAlign w:val="baseline"/>
+              </w:rPr>
+              <w:t xml:space="preserve">    cmake \</w:t>
+            </w:r>
+          </w:p>
+          <w:p>
+            <w:pPr>
+              <w:numPr>
+                <w:ilvl w:val="0"/>
+                <w:numId w:val="0"/>
+              </w:numPr>
+              <w:rPr>
+                <w:rFonts w:hint="default"/>
+                <w:vertAlign w:val="baseline"/>
+              </w:rPr>
+            </w:pPr>
+            <w:r>
+              <w:rPr>
+                <w:rFonts w:hint="default"/>
+                <w:vertAlign w:val="baseline"/>
+              </w:rPr>
+              <w:t xml:space="preserve">    libgl1 \</w:t>
+            </w:r>
+          </w:p>
+          <w:p>
+            <w:pPr>
+              <w:numPr>
+                <w:ilvl w:val="0"/>
+                <w:numId w:val="0"/>
+              </w:numPr>
+              <w:rPr>
+                <w:rFonts w:hint="default"/>
+                <w:vertAlign w:val="baseline"/>
+              </w:rPr>
+            </w:pPr>
+            <w:r>
+              <w:rPr>
+                <w:rFonts w:hint="default"/>
+                <w:vertAlign w:val="baseline"/>
+              </w:rPr>
+              <w:t xml:space="preserve">    libglib2.0-0 \</w:t>
+            </w:r>
+          </w:p>
+          <w:p>
+            <w:pPr>
+              <w:numPr>
+                <w:ilvl w:val="0"/>
+                <w:numId w:val="0"/>
+              </w:numPr>
+              <w:rPr>
+                <w:rFonts w:hint="default"/>
+                <w:vertAlign w:val="baseline"/>
+              </w:rPr>
+            </w:pPr>
+            <w:r>
+              <w:rPr>
+                <w:rFonts w:hint="default"/>
+                <w:vertAlign w:val="baseline"/>
+              </w:rPr>
+              <w:t xml:space="preserve">    libsm6 \</w:t>
+            </w:r>
+          </w:p>
+          <w:p>
+            <w:pPr>
+              <w:numPr>
+                <w:ilvl w:val="0"/>
+                <w:numId w:val="0"/>
+              </w:numPr>
+              <w:rPr>
+                <w:rFonts w:hint="default"/>
+                <w:vertAlign w:val="baseline"/>
+              </w:rPr>
+            </w:pPr>
+            <w:r>
+              <w:rPr>
+                <w:rFonts w:hint="default"/>
+                <w:vertAlign w:val="baseline"/>
+              </w:rPr>
+              <w:t xml:space="preserve">    libxext6 \</w:t>
+            </w:r>
+          </w:p>
+          <w:p>
+            <w:pPr>
+              <w:numPr>
+                <w:ilvl w:val="0"/>
+                <w:numId w:val="0"/>
+              </w:numPr>
+              <w:rPr>
+                <w:rFonts w:hint="default"/>
+                <w:vertAlign w:val="baseline"/>
+              </w:rPr>
+            </w:pPr>
+            <w:r>
+              <w:rPr>
+                <w:rFonts w:hint="default"/>
+                <w:vertAlign w:val="baseline"/>
+              </w:rPr>
+              <w:t xml:space="preserve">    libxrender-dev \</w:t>
+            </w:r>
+          </w:p>
+          <w:p>
+            <w:pPr>
+              <w:numPr>
+                <w:ilvl w:val="0"/>
+                <w:numId w:val="0"/>
+              </w:numPr>
+              <w:rPr>
+                <w:rFonts w:hint="default"/>
+                <w:vertAlign w:val="baseline"/>
+              </w:rPr>
+            </w:pPr>
+            <w:r>
+              <w:rPr>
+                <w:rFonts w:hint="default"/>
+                <w:vertAlign w:val="baseline"/>
+              </w:rPr>
+              <w:t xml:space="preserve">    &amp;&amp; rm -rf /var/lib/apt/lists/*</w:t>
+            </w:r>
+          </w:p>
+          <w:p>
+            <w:pPr>
+              <w:numPr>
+                <w:ilvl w:val="0"/>
+                <w:numId w:val="0"/>
+              </w:numPr>
+              <w:rPr>
+                <w:rFonts w:hint="default"/>
+                <w:vertAlign w:val="baseline"/>
+              </w:rPr>
+            </w:pPr>
+          </w:p>
+          <w:p>
+            <w:pPr>
+              <w:numPr>
+                <w:ilvl w:val="0"/>
+                <w:numId w:val="0"/>
+              </w:numPr>
+              <w:rPr>
+                <w:rFonts w:hint="default"/>
+                <w:vertAlign w:val="baseline"/>
+              </w:rPr>
+            </w:pPr>
+            <w:r>
+              <w:rPr>
+                <w:rFonts w:hint="default"/>
+                <w:vertAlign w:val="baseline"/>
+              </w:rPr>
+              <w:t># 2. 创建 Conda 环境并安装 PyTorch（CUDA 11.3）</w:t>
+            </w:r>
+          </w:p>
+          <w:p>
+            <w:pPr>
+              <w:numPr>
+                <w:ilvl w:val="0"/>
+                <w:numId w:val="0"/>
+              </w:numPr>
+              <w:rPr>
+                <w:rFonts w:hint="default"/>
+                <w:vertAlign w:val="baseline"/>
+              </w:rPr>
+            </w:pPr>
+            <w:r>
+              <w:rPr>
+                <w:rFonts w:hint="default"/>
+                <w:vertAlign w:val="baseline"/>
+              </w:rPr>
+              <w:t>RUN conda create -n openmmlab python=3.8 -y &amp;&amp; \</w:t>
+            </w:r>
+          </w:p>
+          <w:p>
+            <w:pPr>
+              <w:numPr>
+                <w:ilvl w:val="0"/>
+                <w:numId w:val="0"/>
+              </w:numPr>
+              <w:rPr>
+                <w:rFonts w:hint="default"/>
+                <w:vertAlign w:val="baseline"/>
+              </w:rPr>
+            </w:pPr>
+            <w:r>
+              <w:rPr>
+                <w:rFonts w:hint="default"/>
+                <w:vertAlign w:val="baseline"/>
+              </w:rPr>
+              <w:t xml:space="preserve">    conda run -n openmmlab conda install pytorch torchvision torchaudio cudatoolkit=11.3 -c pytorch -y</w:t>
+            </w:r>
+          </w:p>
+          <w:p>
+            <w:pPr>
+              <w:numPr>
+                <w:ilvl w:val="0"/>
+                <w:numId w:val="0"/>
+              </w:numPr>
+              <w:rPr>
+                <w:rFonts w:hint="default"/>
+                <w:vertAlign w:val="baseline"/>
+              </w:rPr>
+            </w:pPr>
+          </w:p>
+          <w:p>
+            <w:pPr>
+              <w:numPr>
+                <w:ilvl w:val="0"/>
+                <w:numId w:val="0"/>
+              </w:numPr>
+              <w:rPr>
+                <w:rFonts w:hint="default"/>
+                <w:vertAlign w:val="baseline"/>
+              </w:rPr>
+            </w:pPr>
+            <w:r>
+              <w:rPr>
+                <w:rFonts w:hint="default"/>
+                <w:vertAlign w:val="baseline"/>
+              </w:rPr>
+              <w:t># 3. 复制源码到镜像</w:t>
+            </w:r>
+          </w:p>
+          <w:p>
+            <w:pPr>
+              <w:numPr>
+                <w:ilvl w:val="0"/>
+                <w:numId w:val="0"/>
+              </w:numPr>
+              <w:rPr>
+                <w:rFonts w:hint="default"/>
+                <w:vertAlign w:val="baseline"/>
+              </w:rPr>
+            </w:pPr>
+            <w:r>
+              <w:rPr>
+                <w:rFonts w:hint="default"/>
+                <w:vertAlign w:val="baseline"/>
+              </w:rPr>
+              <w:t>COPY . /app/mmdetection</w:t>
+            </w:r>
+          </w:p>
+          <w:p>
+            <w:pPr>
+              <w:numPr>
+                <w:ilvl w:val="0"/>
+                <w:numId w:val="0"/>
+              </w:numPr>
+              <w:rPr>
+                <w:rFonts w:hint="default"/>
+                <w:vertAlign w:val="baseline"/>
+              </w:rPr>
+            </w:pPr>
+          </w:p>
+          <w:p>
+            <w:pPr>
+              <w:numPr>
+                <w:ilvl w:val="0"/>
+                <w:numId w:val="0"/>
+              </w:numPr>
+              <w:rPr>
+                <w:rFonts w:hint="default"/>
+                <w:vertAlign w:val="baseline"/>
+              </w:rPr>
+            </w:pPr>
+            <w:r>
+              <w:rPr>
+                <w:rFonts w:hint="default"/>
+                <w:vertAlign w:val="baseline"/>
+              </w:rPr>
+              <w:t># 4. 安装 MMDetection（-e 开发模式）</w:t>
+            </w:r>
+          </w:p>
+          <w:p>
+            <w:pPr>
+              <w:numPr>
+                <w:ilvl w:val="0"/>
+                <w:numId w:val="0"/>
+              </w:numPr>
+              <w:rPr>
+                <w:rFonts w:hint="default"/>
+                <w:vertAlign w:val="baseline"/>
+              </w:rPr>
+            </w:pPr>
+            <w:r>
+              <w:rPr>
+                <w:rFonts w:hint="default"/>
+                <w:vertAlign w:val="baseline"/>
+              </w:rPr>
+              <w:t>RUN conda run -n openmmlab pip install -e /app/mmdetection</w:t>
+            </w:r>
+          </w:p>
+          <w:p>
+            <w:pPr>
+              <w:numPr>
+                <w:ilvl w:val="0"/>
+                <w:numId w:val="0"/>
+              </w:numPr>
+              <w:rPr>
+                <w:rFonts w:hint="default"/>
+                <w:vertAlign w:val="baseline"/>
+              </w:rPr>
+            </w:pPr>
+          </w:p>
+          <w:p>
+            <w:pPr>
+              <w:numPr>
+                <w:ilvl w:val="0"/>
+                <w:numId w:val="0"/>
+              </w:numPr>
+              <w:rPr>
+                <w:rFonts w:hint="default"/>
+                <w:vertAlign w:val="baseline"/>
+              </w:rPr>
+            </w:pPr>
+            <w:r>
+              <w:rPr>
+                <w:rFonts w:hint="default"/>
+                <w:vertAlign w:val="baseline"/>
+              </w:rPr>
+              <w:t># 显式安装 mmcv 和 mmengine（避免依赖解析失败）</w:t>
+            </w:r>
+          </w:p>
+          <w:p>
+            <w:pPr>
+              <w:numPr>
+                <w:ilvl w:val="0"/>
+                <w:numId w:val="0"/>
+              </w:numPr>
+              <w:rPr>
+                <w:rFonts w:hint="default"/>
+                <w:vertAlign w:val="baseline"/>
+              </w:rPr>
+            </w:pPr>
+            <w:r>
+              <w:rPr>
+                <w:rFonts w:hint="default"/>
+                <w:vertAlign w:val="baseline"/>
+              </w:rPr>
+              <w:t>RUN conda run -n openmmlab pip install mmcv==2.1.0 mmengine==0.10.7</w:t>
+            </w:r>
+          </w:p>
+          <w:p>
+            <w:pPr>
+              <w:numPr>
+                <w:ilvl w:val="0"/>
+                <w:numId w:val="0"/>
+              </w:numPr>
+              <w:rPr>
+                <w:rFonts w:hint="default"/>
+                <w:vertAlign w:val="baseline"/>
+              </w:rPr>
+            </w:pPr>
+          </w:p>
+          <w:p>
+            <w:pPr>
+              <w:numPr>
+                <w:ilvl w:val="0"/>
+                <w:numId w:val="0"/>
+              </w:numPr>
+              <w:rPr>
+                <w:rFonts w:hint="default"/>
+                <w:vertAlign w:val="baseline"/>
+              </w:rPr>
+            </w:pPr>
+            <w:r>
+              <w:rPr>
+                <w:rFonts w:hint="default"/>
+                <w:vertAlign w:val="baseline"/>
+              </w:rPr>
+              <w:t># 5. 激活环境</w:t>
+            </w:r>
+          </w:p>
+          <w:p>
+            <w:pPr>
+              <w:numPr>
+                <w:ilvl w:val="0"/>
+                <w:numId w:val="0"/>
+              </w:numPr>
+              <w:rPr>
+                <w:rFonts w:hint="default"/>
+                <w:vertAlign w:val="baseline"/>
+              </w:rPr>
+            </w:pPr>
+            <w:r>
+              <w:rPr>
+                <w:rFonts w:hint="default"/>
+                <w:vertAlign w:val="baseline"/>
+              </w:rPr>
+              <w:t>ENV PATH="/opt/conda/envs/openmmlab/bin:$PATH"</w:t>
+            </w:r>
+          </w:p>
+          <w:p>
+            <w:pPr>
+              <w:numPr>
+                <w:ilvl w:val="0"/>
+                <w:numId w:val="0"/>
+              </w:numPr>
+              <w:rPr>
+                <w:rFonts w:hint="default"/>
+                <w:vertAlign w:val="baseline"/>
+              </w:rPr>
+            </w:pPr>
+          </w:p>
+          <w:p>
+            <w:pPr>
+              <w:numPr>
+                <w:ilvl w:val="0"/>
+                <w:numId w:val="0"/>
+              </w:numPr>
+              <w:rPr>
+                <w:vertAlign w:val="baseline"/>
+              </w:rPr>
+            </w:pPr>
+            <w:r>
+              <w:rPr>
+                <w:rFonts w:hint="default"/>
+                <w:vertAlign w:val="baseline"/>
+              </w:rPr>
+              <w:t>CMD ["/bin/bash"]</w:t>
             </w:r>
           </w:p>
         </w:tc>
       </w:tr>
+    </w:tbl>
+    <w:p>
+      <w:pPr>
+        <w:numPr>
+          <w:ilvl w:val="0"/>
+          <w:numId w:val="0"/>
+        </w:numPr>
+        <w:ind w:leftChars="0"/>
+      </w:pPr>
+      <w:r>
+        <w:drawing>
+          <wp:inline distT="0" distB="0" distL="114300" distR="114300">
+            <wp:extent cx="5267325" cy="2106295"/>
+            <wp:effectExtent l="0" t="0" r="3175" b="1905"/>
+            <wp:docPr id="1" name="图片 1"/>
+            <wp:cNvGraphicFramePr>
+              <a:graphicFrameLocks xmlns:a="http://schemas.openxmlformats.org/drawingml/2006/main" noChangeAspect="1"/>
+            </wp:cNvGraphicFramePr>
+            <a:graphic xmlns:a="http://schemas.openxmlformats.org/drawingml/2006/main">
+              <a:graphicData uri="http://schemas.openxmlformats.org/drawingml/2006/picture">
+                <pic:pic xmlns:pic="http://schemas.openxmlformats.org/drawingml/2006/picture">
+                  <pic:nvPicPr>
+                    <pic:cNvPr id="1" name="图片 1"/>
+                    <pic:cNvPicPr>
+                      <a:picLocks noChangeAspect="1"/>
+                    </pic:cNvPicPr>
+                  </pic:nvPicPr>
+                  <pic:blipFill>
+                    <a:blip r:embed="rId17"/>
+                    <a:stretch>
+                      <a:fillRect/>
+                    </a:stretch>
+                  </pic:blipFill>
+                  <pic:spPr>
+                    <a:xfrm>
+                      <a:off x="0" y="0"/>
+                      <a:ext cx="5267325" cy="2106295"/>
+                    </a:xfrm>
+                    <a:prstGeom prst="rect">
+                      <a:avLst/>
+                    </a:prstGeom>
+                    <a:noFill/>
+                    <a:ln>
+                      <a:noFill/>
+                    </a:ln>
+                  </pic:spPr>
+                </pic:pic>
+              </a:graphicData>
+            </a:graphic>
+          </wp:inline>
+        </w:drawing>
+      </w:r>
+    </w:p>
+    <w:p>
+      <w:pPr>
+        <w:widowControl w:val="0"/>
+        <w:numPr>
+          <w:ilvl w:val="0"/>
+          <w:numId w:val="1"/>
+        </w:numPr>
+        <w:ind w:left="425" w:leftChars="0" w:hanging="425" w:firstLineChars="0"/>
+        <w:jc w:val="both"/>
+      </w:pPr>
+      <w:r>
+        <w:rPr>
+          <w:rFonts w:hint="eastAsia"/>
+          <w:lang w:val="en-US" w:eastAsia="zh-CN"/>
+        </w:rPr>
+        <w:t>将本地的 MMDetection 代码挂载到容器内运行，就是将宿主机目录和容器内目录相连。</w:t>
+      </w:r>
+    </w:p>
+    <w:tbl>
+      <w:tblPr>
+        <w:tblStyle w:val="3"/>
+        <w:tblW w:w="0" w:type="auto"/>
+        <w:tblInd w:w="0" w:type="dxa"/>
+        <w:tblBorders>
+          <w:top w:val="single" w:color="auto" w:sz="4" w:space="0"/>
+          <w:left w:val="single" w:color="auto" w:sz="4" w:space="0"/>
+          <w:bottom w:val="single" w:color="auto" w:sz="4" w:space="0"/>
+          <w:right w:val="single" w:color="auto" w:sz="4" w:space="0"/>
+          <w:insideH w:val="single" w:color="auto" w:sz="4" w:space="0"/>
+          <w:insideV w:val="single" w:color="auto" w:sz="4" w:space="0"/>
+        </w:tblBorders>
+        <w:tblLayout w:type="autofit"/>
+        <w:tblCellMar>
+          <w:top w:w="0" w:type="dxa"/>
+          <w:left w:w="108" w:type="dxa"/>
+          <w:bottom w:w="0" w:type="dxa"/>
+          <w:right w:w="108" w:type="dxa"/>
+        </w:tblCellMar>
+      </w:tblPr>
+      <w:tblGrid>
+        <w:gridCol w:w="8522"/>
+      </w:tblGrid>
       <w:tr>
         <w:tblPrEx>
           <w:tblBorders>
@@ -1678,6 +1542,90 @@
           </w:tcPr>
           <w:p>
             <w:pPr>
+              <w:widowControl w:val="0"/>
+              <w:numPr>
+                <w:ilvl w:val="0"/>
+                <w:numId w:val="0"/>
+              </w:numPr>
+              <w:jc w:val="both"/>
+              <w:rPr>
+                <w:rFonts w:hint="default"/>
+                <w:vertAlign w:val="baseline"/>
+              </w:rPr>
+            </w:pPr>
+            <w:r>
+              <w:rPr>
+                <w:rFonts w:hint="default"/>
+                <w:vertAlign w:val="baseline"/>
+              </w:rPr>
+              <w:t>docker run -it --rm</w:t>
+            </w:r>
+          </w:p>
+          <w:p>
+            <w:pPr>
+              <w:widowControl w:val="0"/>
+              <w:numPr>
+                <w:ilvl w:val="0"/>
+                <w:numId w:val="0"/>
+              </w:numPr>
+              <w:jc w:val="both"/>
+              <w:rPr>
+                <w:rFonts w:hint="default"/>
+                <w:vertAlign w:val="baseline"/>
+              </w:rPr>
+            </w:pPr>
+            <w:r>
+              <w:rPr>
+                <w:rFonts w:hint="default"/>
+                <w:vertAlign w:val="baseline"/>
+              </w:rPr>
+              <w:t xml:space="preserve">    -v D:\mmdetection-3.2.0\mmdetection-3.2.0:/app/mmdetection</w:t>
+            </w:r>
+          </w:p>
+          <w:p>
+            <w:pPr>
+              <w:widowControl w:val="0"/>
+              <w:numPr>
+                <w:ilvl w:val="0"/>
+                <w:numId w:val="0"/>
+              </w:numPr>
+              <w:jc w:val="both"/>
+              <w:rPr>
+                <w:rFonts w:hint="default"/>
+                <w:vertAlign w:val="baseline"/>
+              </w:rPr>
+            </w:pPr>
+            <w:r>
+              <w:rPr>
+                <w:rFonts w:hint="default"/>
+                <w:vertAlign w:val="baseline"/>
+              </w:rPr>
+              <w:t xml:space="preserve">    -w /app/mmdetection</w:t>
+            </w:r>
+          </w:p>
+          <w:p>
+            <w:pPr>
+              <w:widowControl w:val="0"/>
+              <w:numPr>
+                <w:ilvl w:val="0"/>
+                <w:numId w:val="0"/>
+              </w:numPr>
+              <w:jc w:val="both"/>
+              <w:rPr>
+                <w:rFonts w:hint="default"/>
+                <w:vertAlign w:val="baseline"/>
+              </w:rPr>
+            </w:pPr>
+            <w:r>
+              <w:rPr>
+                <w:rFonts w:hint="default"/>
+                <w:vertAlign w:val="baseline"/>
+              </w:rPr>
+              <w:t xml:space="preserve">    mmdetection-env</w:t>
+            </w:r>
+          </w:p>
+          <w:p>
+            <w:pPr>
               <w:keepNext w:val="0"/>
               <w:keepLines w:val="0"/>
               <w:pageBreakBefore w:val="0"/>
@@ -1698,19 +1646,16 @@
               <w:jc w:val="both"/>
               <w:textAlignment w:val="auto"/>
               <w:rPr>
-                <w:rFonts w:hint="default"/>
-                <w:vertAlign w:val="baseline"/>
-              </w:rPr>
-            </w:pPr>
-            <w:bookmarkStart w:id="0" w:name="_GoBack"/>
-            <w:r>
-              <w:rPr>
-                <w:rFonts w:hint="default"/>
-                <w:vertAlign w:val="baseline"/>
-              </w:rPr>
-              <w:t>docker run -it --rm --shm-size=8g -v D:\mmdetection-3.2.0\mmdetection-3.2.0:/app/mmdetection -w /app/mmdetection mmdetection-env python tools/test.py configs/yolox/yolox_s_8xb8-300e_coco_MFT25-BT.py work_dirs/yolox_s_8xb8-300e_coco_MFT25-BT/epoch_50.pth --show-dir output_images</w:t>
-            </w:r>
-            <w:bookmarkEnd w:id="0"/>
+                <w:vertAlign w:val="baseline"/>
+              </w:rPr>
+            </w:pPr>
+            <w:r>
+              <w:rPr>
+                <w:rFonts w:hint="default"/>
+                <w:vertAlign w:val="baseline"/>
+              </w:rPr>
+              <w:t xml:space="preserve">    python tools/test.py configs/yolox/yolox_s_8xb8-300e_coco_MFT25-BT.py work_dirs/epoch_50.pth --show-dir output_images</w:t>
+            </w:r>
           </w:p>
         </w:tc>
       </w:tr>
@@ -1773,6 +1718,7 @@
       <w:pPr>
         <w:widowControl w:val="0"/>
         <w:numPr>
+          <w:ilvl w:val="0"/>
           <w:numId w:val="0"/>
         </w:numPr>
         <w:ind w:leftChars="0"/>
@@ -1828,6 +1774,7 @@
       <w:pPr>
         <w:widowControl w:val="0"/>
         <w:numPr>
+          <w:ilvl w:val="0"/>
           <w:numId w:val="0"/>
         </w:numPr>
         <w:ind w:leftChars="0"/>
@@ -1837,6 +1784,51 @@
           <w:lang w:val="en-US" w:eastAsia="zh-CN"/>
         </w:rPr>
       </w:pPr>
+      <w:bookmarkStart w:id="0" w:name="_GoBack"/>
+      <w:r>
+        <w:drawing>
+          <wp:inline distT="0" distB="0" distL="114300" distR="114300">
+            <wp:extent cx="5271135" cy="2040255"/>
+            <wp:effectExtent l="0" t="0" r="12065" b="4445"/>
+            <wp:docPr id="8" name="图片 1"/>
+            <wp:cNvGraphicFramePr>
+              <a:graphicFrameLocks xmlns:a="http://schemas.openxmlformats.org/drawingml/2006/main" noChangeAspect="1"/>
+            </wp:cNvGraphicFramePr>
+            <a:graphic xmlns:a="http://schemas.openxmlformats.org/drawingml/2006/main">
+              <a:graphicData uri="http://schemas.openxmlformats.org/drawingml/2006/picture">
+                <pic:pic xmlns:pic="http://schemas.openxmlformats.org/drawingml/2006/picture">
+                  <pic:nvPicPr>
+                    <pic:cNvPr id="8" name="图片 1"/>
+                    <pic:cNvPicPr>
+                      <a:picLocks noChangeAspect="1"/>
+                    </pic:cNvPicPr>
+                  </pic:nvPicPr>
+                  <pic:blipFill>
+                    <a:blip r:embed="rId19"/>
+                    <a:stretch>
+                      <a:fillRect/>
+                    </a:stretch>
+                  </pic:blipFill>
+                  <pic:spPr>
+                    <a:xfrm>
+                      <a:off x="0" y="0"/>
+                      <a:ext cx="5271135" cy="2040255"/>
+                    </a:xfrm>
+                    <a:prstGeom prst="rect">
+                      <a:avLst/>
+                    </a:prstGeom>
+                    <a:noFill/>
+                    <a:ln>
+                      <a:noFill/>
+                    </a:ln>
+                  </pic:spPr>
+                </pic:pic>
+              </a:graphicData>
+            </a:graphic>
+          </wp:inline>
+        </w:drawing>
+      </w:r>
+      <w:bookmarkEnd w:id="0"/>
     </w:p>
     <w:sectPr>
       <w:pgSz w:w="11906" w:h="16838"/>
